--- a/books/lords-prayer/downloads/lords-prayer.docx
+++ b/books/lords-prayer/downloads/lords-prayer.docx
@@ -1829,7 +1829,7 @@
         <w:rPr>
           <w:lang w:val="en-GB"/>
         </w:rPr>
-        <w:t xml:space="preserve">When we say, Thy Will, this must be the sense in which our Lord would have us speak the words. To enter into the inmost recesses of that Will, was His only, who perfectly delighted in it. But we are sure, that were it possible for us to know as He knew, we should not discover a difference of purpose, another kind of Will than that which His acts exhibited; we should only behold that infinite abysmal love, which, through our evil and selfishness, had been hidden from us. It would be well for us, brethren, if we were more careful of insulting the Majesty of Heaven in our confessions of ignorance as well as in our boast of knowledge. We have no right to say, We are such poor creatures, we cannot tell the least what are the designs of God; we can only submit to His irresistible pleasure. It is precisely His design which He has made known to us; what His Will is to the human race and each of His members, is not one of the secrets which He withholds from us and from our children. Nor is there any real awe of Him while we choose to think our own thoughts about it instead of His, whilst we insist upon doing homage to a dreary, naked Omnipotence. For, however we may fancy that there is something at once humbling and elevating in the thought of that which may crush and may uphold us, it is not a contemplation in which we care to abide; the spirit within us soon starts up from the momentary depression it has caused, soon betakes itself to other and more natural ways of realising its own dignity. We want a mightier charm than this; we want the belief and knowledge of a Will that is always originating and effectuating good—good, and nothing else. Before such a Being, the spirit of man trembles; in His presence it feels its own nothingness; to Him it can look up, and be sure that He is raising it. Hence comes a conviction, not of weakness, but of sin; the sense, not that we have been unable to resist, but that we have actually resisted that power which is working for the deliverance and blessedness of us and of our whole race. A power we shall then joyfully confess it to be, when we know that it is not that merely or principally. We could not bear to suppose it would be the most flagrant of contradictions—that a perfectly Loving Will was ever idle, that it was not continually energizing, continually accomplishing its own deep and gracious ends. Where the limit is to their accomplishment, how is it possible that a creature Will can contend with that which has formed it; by what mysterious concurrence, which cannot be understood in either alone, obedience is produced out of rebellion here is a depth indeed, in which we may be content not to see our way; here is that secret which, except in life and practice, we never penetrate. I say, except in life and practice; for we can and do know in our own experience the fact of resistance and the law of submission. We do know that every evil act has been one against which there was a divine remonstrance within us; we do know that this act has brought disorder and contradiction after it; we do know that, not we ourselves, but He, who has curbed us and forewarned us of the evil, has wrought the repentance for it; since only when we confessed the wrong and cried to be made right were we brought into our true state. Thus much every man may know in himself; but to generalise from this experience is a more difficult process than we sometimes suspect. The logical terms in which we express our conclusions are even less adequate to describe the subtle operations of spirit than those of nature; we should not, therefore, suffer them to embarrass us either in our dealings with our individual consciences, or in our judgments respecting the purposes of God. Generalities are not accurate enough for the one; they are far too narrow for the other. A man cannot be honest in action if he applies maxims and formulas about the extent of prescience and human power to his own particular conduct; he must be profane and false if he uses them to measure the Eternal Mind. By a strange perversity those who are using their intellects to determine what must be the acts and intentions of God, resent every appeal, though grounded on express revelation, to his moral nature; as if it implied that we were circumscribing Him by our own imperfections. But this appeal is a witness against all such circumscription. We say, that we must acknowledge the absolute goodness of that Will, which was manifested in act by the onlybegotten Son, or we shall make it merely the image of our own. We must have an invariable standard to which we can refer ourselves; or we shall make ourselves, with all our variations and contradictions, the standard. We must not let logical formulas, or deductions from our own experience, and the world’s experience, or possible dangers, or the fear of losing plausible topics of declamation, come in the way of the strict simple use of this prayer, or force us to mean something less by the words, Thy Will, than a Will of efficient good to every creature; otherwise we shall either be contracting our own love within limits which God commands us to transgress, or blasphemously suppose that it is, at some point or other, greater than His. At all hazards, in despite of all reasonings and all authority, cling to the prayer. That will never do you harm, or lead you astray. The more we use it, in the faith that the Will we ask should be done is the right loving and blessed Will, the more we shall know that it is, the more we shall be sure that it must be done. We shall meet every day with a set of new impediments to that conviction; at times, it will seem the most monstrous and incredible of all convictions: then when it does, the prayer is specially needed to raise us above the plausible lies of our understandings: to place us in a point of view whence we can see the truth which surmounts them. That point of view is obtained when our state is the lowliest; we must sink not rise, if we would feel our relation to the Will which is guiding all creation; the Cross is at once the complete utterance of the prayer and the answer to it.</w:t>
+        <w:t xml:space="preserve">When we say, Thy Will, this must be the sense in which our Lord would have us speak the words. To enter into the inmost recesses of that Will, was His only, who perfectly delighted in it. But we are sure, that were it possible for us to know as He knew, we should not discover a difference of purpose, another kind of Will than that which His acts exhibited; we should only behold that infinite abysmal love, which, through our evil and selfishness, had been hidden from us. It would be well for us, brethren, if we were more careful of insulting the Majesty of Heaven in our confessions of ignorance as well as in our boast of knowledge. We have no right to say, We are such poor creatures, we cannot tell the least what are the designs of God; we can only submit to His irresistible pleasure. It is precisely His design which He has made known to us; what His Will is to the human race and each of His members, is not one of the secrets which He withholds from us and from our children. Nor is there any real awe of Him while we choose to think our own thoughts about it instead of His, whilst we insist upon doing homage to a dreary, naked Omnipotence. For, however we may fancy that there is something at once humbling and elevating in the thought of that which may crush and may uphold us, it is not a contemplation in which we care to abide; the spirit within us soon starts up from the momentary depression it has caused, soon betakes itself to other and more natural ways of realising its own dignity. We want a mightier charm than this; we want the belief and knowledge of a Will that is always originating and effectuating good—good, and nothing else. Before such a Being, the spirit of man trembles; in His presence it feels its own nothingness; to Him it can look up, and be sure that He is raising it. Hence comes a conviction, not of weakness, but of sin; the sense, not that we have been unable to resist, but that we have actually resisted that power which is working for the deliverance and blessedness of us and of our whole race. A power we shall then joyfully confess it to be, when we know that it is not that merely or principally. We could not bear to suppose it would be the most flagrant of contradictions—that a perfectly Loving Will was ever idle, that it was not continually energizing, continually accomplishing its own deep and gracious ends. Where the limit is to their accomplishment, how is it possible that a creature Will can contend with that which has formed it; by what mysterious concurrence, which cannot be understood in either alone, obedience is produced out of rebellion here is a depth indeed, in which we may be content not to see our way; here is that secret which, except in life and practice, we never penetrate. I say, except in life and practice; for we can and do know in our own experience the fact of resistance and the law of submission. We do know that every evil act has been one against which there was a divine remonstrance within us; we do know that this act has brought disorder and contradiction after it; we do know that, not we ourselves, but He, who has curbed us and forewarned us of the evil, has wrought the repentance for it; since only when we confessed the wrong and cried to be made right were we brought into our true state. Thus much every man may know in himself; but to generalise from this experience is a more difficult process than we sometimes suspect. The logical terms in which we express our conclusions are even less adequate to describe the subtle operations of spirit than those of nature; we should not, therefore, suffer them to embarrass us either in our dealings with our individual consciences, or in our judgments respecting the purposes of God. Generalities are not accurate enough for the one; they are far too narrow for the other. A man cannot be honest in action if he applies maxims and formulas about the extent of prescience and human power to his own particular conduct; he must be profane and false if he uses them to measure the Eternal Mind. By a strange perversity those who are using their intellects to determine what must be the acts and intentions of God, resent every appeal, though grounded on express revelation, to his moral nature; as if it implied that we were circumscribing Him by our own imperfections. But this appeal is a witness against all such circumscription. We say, that we must acknowledge the absolute goodness of that Will, which was manifested in act by the onlybegotten Son, or we shall make it merely the image of our own. We must have an invariable standard to which we can refer ourselves; or we shall make ourselves, with all our variations and contradictions, the standard. We must not let logical formulas, or deductions from our own experience, and the world’s experience, or possible dangers, or the fear of losing plausible topics of declamation, come in the way of the strict simple use of this prayer, or force us to mean something less by the words, Thy Will, than a Will of efficient good to every creature; otherwise we shall either be contracting our own love within limits which God commands us to transgress, or blasphemously suppose that it is, at some point or other, greater than His. At all hazards, in despite of all reasonings and all authority, cling to the prayer. That will never do you harm, or lead you astray. The more we use it, in the faith that the Will we ask should be done is the right loving and blessed Will, the more we shall know that it is, the more we shall be sure that it must be done. We shall meet every day with a set of new impediments to that conviction; at times, it will seem the most monstrous and incredible of all convictions; then when it does, the prayer is specially needed to raise us above the plausible lies of our understandings; to place us in a point of view whence we can see the truth which surmounts them. That point of view is obtained when our state is the lowliest; we must sink not rise, if we would feel our relation to the Will which is guiding all creation; the Cross is at once the complete utterance of the prayer and the answer to it.</w:t>
       </w:r>
     </w:p>
     <w:p>
@@ -5474,6 +5474,7 @@
       <w:keepNext/>
       <w:keepLines/>
       <w:spacing w:after="80" w:before="160"/>
+      <w:jc w:val="center"/>
       <w:outlineLvl w:val="1"/>
     </w:pPr>
     <w:rPr>
@@ -5497,6 +5498,7 @@
       <w:keepNext/>
       <w:keepLines/>
       <w:spacing w:after="80" w:before="160"/>
+      <w:jc w:val="center"/>
       <w:outlineLvl w:val="2"/>
     </w:pPr>
     <w:rPr>
